--- a/faculty-workshop-script.docx
+++ b/faculty-workshop-script.docx
@@ -34,6 +34,12 @@
         <w:rPr>
           <w:rFonts w:ascii="Proxima Nova" w:hAnsi="Proxima Nova"/>
         </w:rPr>
+        <w:t xml:space="preserve">Title slide: </w:t>
+      </w:r>
+      <w:r>
+        <w:rPr>
+          <w:rFonts w:ascii="Proxima Nova" w:hAnsi="Proxima Nova"/>
+        </w:rPr>
         <w:t>How do you put the ideas of a 'mycelial university' into action?</w:t>
       </w:r>
     </w:p>
@@ -59,6 +65,60 @@
       <w:pPr>
         <w:pStyle w:val="NormalWeb"/>
         <w:numPr>
+          <w:ilvl w:val="1"/>
+          <w:numId w:val="1"/>
+        </w:numPr>
+        <w:rPr>
+          <w:rFonts w:ascii="Proxima Nova" w:hAnsi="Proxima Nova"/>
+        </w:rPr>
+      </w:pPr>
+      <w:r>
+        <w:rPr>
+          <w:rFonts w:ascii="Proxima Nova" w:hAnsi="Proxima Nova"/>
+        </w:rPr>
+        <w:t>How do I offer advice on pathways I’ve never experienced?</w:t>
+      </w:r>
+    </w:p>
+    <w:p>
+      <w:pPr>
+        <w:pStyle w:val="NormalWeb"/>
+        <w:numPr>
+          <w:ilvl w:val="1"/>
+          <w:numId w:val="1"/>
+        </w:numPr>
+        <w:rPr>
+          <w:rFonts w:ascii="Proxima Nova" w:hAnsi="Proxima Nova"/>
+        </w:rPr>
+      </w:pPr>
+      <w:r>
+        <w:rPr>
+          <w:rFonts w:ascii="Proxima Nova" w:hAnsi="Proxima Nova"/>
+        </w:rPr>
+        <w:t>How can we support vulnerable students?</w:t>
+      </w:r>
+    </w:p>
+    <w:p>
+      <w:pPr>
+        <w:pStyle w:val="NormalWeb"/>
+        <w:numPr>
+          <w:ilvl w:val="1"/>
+          <w:numId w:val="1"/>
+        </w:numPr>
+        <w:rPr>
+          <w:rFonts w:ascii="Proxima Nova" w:hAnsi="Proxima Nova"/>
+        </w:rPr>
+      </w:pPr>
+      <w:r>
+        <w:rPr>
+          <w:rFonts w:ascii="Proxima Nova" w:hAnsi="Proxima Nova"/>
+        </w:rPr>
+        <w:t>How do we balance rigor and openness?</w:t>
+      </w:r>
+    </w:p>
+    <w:p>
+      <w:pPr>
+        <w:pStyle w:val="NormalWeb"/>
+        <w:numPr>
           <w:ilvl w:val="0"/>
           <w:numId w:val="1"/>
         </w:numPr>
@@ -70,7 +130,79 @@
         <w:rPr>
           <w:rFonts w:ascii="Proxima Nova" w:hAnsi="Proxima Nova"/>
         </w:rPr>
-        <w:t>Mentorship and advising as a particular challenge</w:t>
+        <w:t>Mentorship and advising</w:t>
+      </w:r>
+    </w:p>
+    <w:p>
+      <w:pPr>
+        <w:pStyle w:val="NormalWeb"/>
+        <w:numPr>
+          <w:ilvl w:val="1"/>
+          <w:numId w:val="1"/>
+        </w:numPr>
+        <w:rPr>
+          <w:rFonts w:ascii="Proxima Nova" w:hAnsi="Proxima Nova"/>
+        </w:rPr>
+      </w:pPr>
+      <w:r>
+        <w:rPr>
+          <w:rFonts w:ascii="Proxima Nova" w:hAnsi="Proxima Nova"/>
+        </w:rPr>
+        <w:t>Key starting points: curiosity, connection, guidance</w:t>
+      </w:r>
+    </w:p>
+    <w:p>
+      <w:pPr>
+        <w:pStyle w:val="NormalWeb"/>
+        <w:numPr>
+          <w:ilvl w:val="1"/>
+          <w:numId w:val="1"/>
+        </w:numPr>
+        <w:rPr>
+          <w:rFonts w:ascii="Proxima Nova" w:hAnsi="Proxima Nova"/>
+        </w:rPr>
+      </w:pPr>
+      <w:r>
+        <w:rPr>
+          <w:rFonts w:ascii="Proxima Nova" w:hAnsi="Proxima Nova"/>
+        </w:rPr>
+        <w:t>Useful questions you can ask</w:t>
+      </w:r>
+    </w:p>
+    <w:p>
+      <w:pPr>
+        <w:pStyle w:val="NormalWeb"/>
+        <w:numPr>
+          <w:ilvl w:val="1"/>
+          <w:numId w:val="1"/>
+        </w:numPr>
+        <w:rPr>
+          <w:rFonts w:ascii="Proxima Nova" w:hAnsi="Proxima Nova"/>
+        </w:rPr>
+      </w:pPr>
+      <w:r>
+        <w:rPr>
+          <w:rFonts w:ascii="Proxima Nova" w:hAnsi="Proxima Nova"/>
+        </w:rPr>
+        <w:t>Mentor mapping</w:t>
+      </w:r>
+    </w:p>
+    <w:p>
+      <w:pPr>
+        <w:pStyle w:val="NormalWeb"/>
+        <w:numPr>
+          <w:ilvl w:val="1"/>
+          <w:numId w:val="1"/>
+        </w:numPr>
+        <w:rPr>
+          <w:rFonts w:ascii="Proxima Nova" w:hAnsi="Proxima Nova"/>
+        </w:rPr>
+      </w:pPr>
+      <w:r>
+        <w:rPr>
+          <w:rFonts w:ascii="Proxima Nova" w:hAnsi="Proxima Nova"/>
+        </w:rPr>
+        <w:t>Resources</w:t>
       </w:r>
     </w:p>
     <w:p>
@@ -88,7 +220,79 @@
         <w:rPr>
           <w:rFonts w:ascii="Proxima Nova" w:hAnsi="Proxima Nova"/>
         </w:rPr>
-        <w:t>Key starting points: curiosity, connection, guidance</w:t>
+        <w:t>Supporting international students and other vulnerable student groups</w:t>
+      </w:r>
+    </w:p>
+    <w:p>
+      <w:pPr>
+        <w:pStyle w:val="NormalWeb"/>
+        <w:numPr>
+          <w:ilvl w:val="1"/>
+          <w:numId w:val="1"/>
+        </w:numPr>
+        <w:rPr>
+          <w:rFonts w:ascii="Proxima Nova" w:hAnsi="Proxima Nova"/>
+        </w:rPr>
+      </w:pPr>
+      <w:r>
+        <w:rPr>
+          <w:rFonts w:ascii="Proxima Nova" w:hAnsi="Proxima Nova"/>
+        </w:rPr>
+        <w:t>Same approach applies</w:t>
+      </w:r>
+    </w:p>
+    <w:p>
+      <w:pPr>
+        <w:pStyle w:val="NormalWeb"/>
+        <w:numPr>
+          <w:ilvl w:val="1"/>
+          <w:numId w:val="1"/>
+        </w:numPr>
+        <w:rPr>
+          <w:rFonts w:ascii="Proxima Nova" w:hAnsi="Proxima Nova"/>
+        </w:rPr>
+      </w:pPr>
+      <w:r>
+        <w:rPr>
+          <w:rFonts w:ascii="Proxima Nova" w:hAnsi="Proxima Nova"/>
+        </w:rPr>
+        <w:t>Ask what’s top of mind</w:t>
+      </w:r>
+    </w:p>
+    <w:p>
+      <w:pPr>
+        <w:pStyle w:val="NormalWeb"/>
+        <w:numPr>
+          <w:ilvl w:val="1"/>
+          <w:numId w:val="1"/>
+        </w:numPr>
+        <w:rPr>
+          <w:rFonts w:ascii="Proxima Nova" w:hAnsi="Proxima Nova"/>
+        </w:rPr>
+      </w:pPr>
+      <w:r>
+        <w:rPr>
+          <w:rFonts w:ascii="Proxima Nova" w:hAnsi="Proxima Nova"/>
+        </w:rPr>
+        <w:t>Know where to find institutional resources</w:t>
+      </w:r>
+    </w:p>
+    <w:p>
+      <w:pPr>
+        <w:pStyle w:val="NormalWeb"/>
+        <w:numPr>
+          <w:ilvl w:val="1"/>
+          <w:numId w:val="1"/>
+        </w:numPr>
+        <w:rPr>
+          <w:rFonts w:ascii="Proxima Nova" w:hAnsi="Proxima Nova"/>
+        </w:rPr>
+      </w:pPr>
+      <w:r>
+        <w:rPr>
+          <w:rFonts w:ascii="Proxima Nova" w:hAnsi="Proxima Nova"/>
+        </w:rPr>
+        <w:t>Consider connecting with local organizers for recommendations</w:t>
       </w:r>
     </w:p>
     <w:p>
@@ -106,7 +310,79 @@
         <w:rPr>
           <w:rFonts w:ascii="Proxima Nova" w:hAnsi="Proxima Nova"/>
         </w:rPr>
-        <w:t>Resources to draw on</w:t>
+        <w:t>Balancing rigor and innovation or openness</w:t>
+      </w:r>
+    </w:p>
+    <w:p>
+      <w:pPr>
+        <w:pStyle w:val="NormalWeb"/>
+        <w:numPr>
+          <w:ilvl w:val="1"/>
+          <w:numId w:val="1"/>
+        </w:numPr>
+        <w:rPr>
+          <w:rFonts w:ascii="Proxima Nova" w:hAnsi="Proxima Nova"/>
+        </w:rPr>
+      </w:pPr>
+      <w:r>
+        <w:rPr>
+          <w:rFonts w:ascii="Proxima Nova" w:hAnsi="Proxima Nova"/>
+        </w:rPr>
+        <w:t>Some of the most creative work is also the most rigorous</w:t>
+      </w:r>
+    </w:p>
+    <w:p>
+      <w:pPr>
+        <w:pStyle w:val="NormalWeb"/>
+        <w:numPr>
+          <w:ilvl w:val="1"/>
+          <w:numId w:val="1"/>
+        </w:numPr>
+        <w:rPr>
+          <w:rFonts w:ascii="Proxima Nova" w:hAnsi="Proxima Nova"/>
+        </w:rPr>
+      </w:pPr>
+      <w:r>
+        <w:rPr>
+          <w:rFonts w:ascii="Proxima Nova" w:hAnsi="Proxima Nova"/>
+        </w:rPr>
+        <w:t>Start with clarity. What are the requirements and why?</w:t>
+      </w:r>
+    </w:p>
+    <w:p>
+      <w:pPr>
+        <w:pStyle w:val="NormalWeb"/>
+        <w:numPr>
+          <w:ilvl w:val="1"/>
+          <w:numId w:val="1"/>
+        </w:numPr>
+        <w:rPr>
+          <w:rFonts w:ascii="Proxima Nova" w:hAnsi="Proxima Nova"/>
+        </w:rPr>
+      </w:pPr>
+      <w:r>
+        <w:rPr>
+          <w:rFonts w:ascii="Proxima Nova" w:hAnsi="Proxima Nova"/>
+        </w:rPr>
+        <w:t>Incorporate lower-stakes opportunities into coursework</w:t>
+      </w:r>
+    </w:p>
+    <w:p>
+      <w:pPr>
+        <w:pStyle w:val="NormalWeb"/>
+        <w:numPr>
+          <w:ilvl w:val="1"/>
+          <w:numId w:val="1"/>
+        </w:numPr>
+        <w:rPr>
+          <w:rFonts w:ascii="Proxima Nova" w:hAnsi="Proxima Nova"/>
+        </w:rPr>
+      </w:pPr>
+      <w:r>
+        <w:rPr>
+          <w:rFonts w:ascii="Proxima Nova" w:hAnsi="Proxima Nova"/>
+        </w:rPr>
+        <w:t>Again, draw on existing resources</w:t>
       </w:r>
     </w:p>
     <w:p>
@@ -124,7 +400,61 @@
         <w:rPr>
           <w:rFonts w:ascii="Proxima Nova" w:hAnsi="Proxima Nova"/>
         </w:rPr>
-        <w:t>Useful questions you can ask</w:t>
+        <w:t>Overall recommendations</w:t>
+      </w:r>
+    </w:p>
+    <w:p>
+      <w:pPr>
+        <w:pStyle w:val="NormalWeb"/>
+        <w:numPr>
+          <w:ilvl w:val="1"/>
+          <w:numId w:val="1"/>
+        </w:numPr>
+        <w:rPr>
+          <w:rFonts w:ascii="Proxima Nova" w:hAnsi="Proxima Nova"/>
+        </w:rPr>
+      </w:pPr>
+      <w:r>
+        <w:rPr>
+          <w:rFonts w:ascii="Proxima Nova" w:hAnsi="Proxima Nova"/>
+        </w:rPr>
+        <w:t>Start with thoughtful and honest program review</w:t>
+      </w:r>
+    </w:p>
+    <w:p>
+      <w:pPr>
+        <w:pStyle w:val="NormalWeb"/>
+        <w:numPr>
+          <w:ilvl w:val="1"/>
+          <w:numId w:val="1"/>
+        </w:numPr>
+        <w:rPr>
+          <w:rFonts w:ascii="Proxima Nova" w:hAnsi="Proxima Nova"/>
+        </w:rPr>
+      </w:pPr>
+      <w:r>
+        <w:rPr>
+          <w:rFonts w:ascii="Proxima Nova" w:hAnsi="Proxima Nova"/>
+        </w:rPr>
+        <w:t>Incorporate periodic self-reflection as part of student pathway</w:t>
+      </w:r>
+    </w:p>
+    <w:p>
+      <w:pPr>
+        <w:pStyle w:val="NormalWeb"/>
+        <w:numPr>
+          <w:ilvl w:val="1"/>
+          <w:numId w:val="1"/>
+        </w:numPr>
+        <w:rPr>
+          <w:rFonts w:ascii="Proxima Nova" w:hAnsi="Proxima Nova"/>
+        </w:rPr>
+      </w:pPr>
+      <w:r>
+        <w:rPr>
+          <w:rFonts w:ascii="Proxima Nova" w:hAnsi="Proxima Nova"/>
+        </w:rPr>
+        <w:t>Encourage students to think expansively as well as deeply—in their field and in their lives</w:t>
       </w:r>
     </w:p>
     <w:p>
@@ -142,7 +472,61 @@
         <w:rPr>
           <w:rFonts w:ascii="Proxima Nova" w:hAnsi="Proxima Nova"/>
         </w:rPr>
-        <w:t>Mentor mapping</w:t>
+        <w:t>Your own wellbeing</w:t>
+      </w:r>
+    </w:p>
+    <w:p>
+      <w:pPr>
+        <w:pStyle w:val="NormalWeb"/>
+        <w:numPr>
+          <w:ilvl w:val="1"/>
+          <w:numId w:val="1"/>
+        </w:numPr>
+        <w:rPr>
+          <w:rFonts w:ascii="Proxima Nova" w:hAnsi="Proxima Nova"/>
+        </w:rPr>
+      </w:pPr>
+      <w:r>
+        <w:rPr>
+          <w:rFonts w:ascii="Proxima Nova" w:hAnsi="Proxima Nova"/>
+        </w:rPr>
+        <w:t>Structural challenges of faculty roles</w:t>
+      </w:r>
+    </w:p>
+    <w:p>
+      <w:pPr>
+        <w:pStyle w:val="NormalWeb"/>
+        <w:numPr>
+          <w:ilvl w:val="1"/>
+          <w:numId w:val="1"/>
+        </w:numPr>
+        <w:rPr>
+          <w:rFonts w:ascii="Proxima Nova" w:hAnsi="Proxima Nova"/>
+        </w:rPr>
+      </w:pPr>
+      <w:r>
+        <w:rPr>
+          <w:rFonts w:ascii="Proxima Nova" w:hAnsi="Proxima Nova"/>
+        </w:rPr>
+        <w:t>Keeping balance in mind</w:t>
+      </w:r>
+    </w:p>
+    <w:p>
+      <w:pPr>
+        <w:pStyle w:val="NormalWeb"/>
+        <w:numPr>
+          <w:ilvl w:val="1"/>
+          <w:numId w:val="1"/>
+        </w:numPr>
+        <w:rPr>
+          <w:rFonts w:ascii="Proxima Nova" w:hAnsi="Proxima Nova"/>
+        </w:rPr>
+      </w:pPr>
+      <w:r>
+        <w:rPr>
+          <w:rFonts w:ascii="Proxima Nova" w:hAnsi="Proxima Nova"/>
+        </w:rPr>
+        <w:t>What you’re modeling for students</w:t>
       </w:r>
     </w:p>
     <w:p>
@@ -160,96 +544,6 @@
         <w:rPr>
           <w:rFonts w:ascii="Proxima Nova" w:hAnsi="Proxima Nova"/>
         </w:rPr>
-        <w:t>Keeping balance in mind</w:t>
-      </w:r>
-    </w:p>
-    <w:p>
-      <w:pPr>
-        <w:pStyle w:val="NormalWeb"/>
-        <w:numPr>
-          <w:ilvl w:val="0"/>
-          <w:numId w:val="1"/>
-        </w:numPr>
-        <w:rPr>
-          <w:rFonts w:ascii="Proxima Nova" w:hAnsi="Proxima Nova"/>
-        </w:rPr>
-      </w:pPr>
-      <w:r>
-        <w:rPr>
-          <w:rFonts w:ascii="Proxima Nova" w:hAnsi="Proxima Nova"/>
-        </w:rPr>
-        <w:t>Supporting international students and other vulnerable student groups</w:t>
-      </w:r>
-    </w:p>
-    <w:p>
-      <w:pPr>
-        <w:pStyle w:val="NormalWeb"/>
-        <w:numPr>
-          <w:ilvl w:val="0"/>
-          <w:numId w:val="1"/>
-        </w:numPr>
-        <w:rPr>
-          <w:rFonts w:ascii="Proxima Nova" w:hAnsi="Proxima Nova"/>
-        </w:rPr>
-      </w:pPr>
-      <w:r>
-        <w:rPr>
-          <w:rFonts w:ascii="Proxima Nova" w:hAnsi="Proxima Nova"/>
-        </w:rPr>
-        <w:t>Curricular clarity</w:t>
-      </w:r>
-    </w:p>
-    <w:p>
-      <w:pPr>
-        <w:pStyle w:val="NormalWeb"/>
-        <w:numPr>
-          <w:ilvl w:val="0"/>
-          <w:numId w:val="1"/>
-        </w:numPr>
-        <w:rPr>
-          <w:rFonts w:ascii="Proxima Nova" w:hAnsi="Proxima Nova"/>
-        </w:rPr>
-      </w:pPr>
-      <w:r>
-        <w:rPr>
-          <w:rFonts w:ascii="Proxima Nova" w:hAnsi="Proxima Nova"/>
-        </w:rPr>
-        <w:t>Action plan: one possible cycle to work through</w:t>
-      </w:r>
-    </w:p>
-    <w:p>
-      <w:pPr>
-        <w:pStyle w:val="NormalWeb"/>
-        <w:numPr>
-          <w:ilvl w:val="0"/>
-          <w:numId w:val="1"/>
-        </w:numPr>
-        <w:rPr>
-          <w:rFonts w:ascii="Proxima Nova" w:hAnsi="Proxima Nova"/>
-        </w:rPr>
-      </w:pPr>
-      <w:r>
-        <w:rPr>
-          <w:rFonts w:ascii="Proxima Nova" w:hAnsi="Proxima Nova"/>
-        </w:rPr>
-        <w:t>Your own wellbeing</w:t>
-      </w:r>
-    </w:p>
-    <w:p>
-      <w:pPr>
-        <w:pStyle w:val="NormalWeb"/>
-        <w:numPr>
-          <w:ilvl w:val="0"/>
-          <w:numId w:val="1"/>
-        </w:numPr>
-        <w:rPr>
-          <w:rFonts w:ascii="Proxima Nova" w:hAnsi="Proxima Nova"/>
-        </w:rPr>
-      </w:pPr>
-      <w:r>
-        <w:rPr>
-          <w:rFonts w:ascii="Proxima Nova" w:hAnsi="Proxima Nova"/>
-        </w:rPr>
         <w:t>Discussion</w:t>
       </w:r>
     </w:p>
@@ -270,19 +564,7 @@
         <w:rPr>
           <w:rFonts w:ascii="Proxima Nova" w:hAnsi="Proxima Nova"/>
         </w:rPr>
-        <w:t>For bullet 11</w:t>
-      </w:r>
-      <w:r>
-        <w:rPr>
-          <w:rFonts w:ascii="Proxima Nova" w:hAnsi="Proxima Nova"/>
-        </w:rPr>
-        <w:t>, I plan to do something like this</w:t>
-      </w:r>
-      <w:r>
-        <w:rPr>
-          <w:rFonts w:ascii="Proxima Nova" w:hAnsi="Proxima Nova"/>
-        </w:rPr>
-        <w:t xml:space="preserve">: </w:t>
+        <w:t>During the discussion, I may go through something like this:</w:t>
       </w:r>
     </w:p>
     <w:p>
@@ -371,6 +653,7 @@
         </w:numPr>
       </w:pPr>
       <w:r>
+        <w:lastRenderedPageBreak/>
         <w:t>Watch for patterns to emerge; it will help you have a sense of the kinds of things you want to do more of over time.</w:t>
       </w:r>
     </w:p>
@@ -430,7 +713,6 @@
         <w:spacing w:after="0" w:line="276" w:lineRule="auto"/>
       </w:pPr>
       <w:r>
-        <w:lastRenderedPageBreak/>
         <w:t xml:space="preserve">It's never too late to look for resources — but it's never too early, either. Everyone's path is individual, so I don't pretend to know exactly what you need in this moment, but I do have </w:t>
       </w:r>
       <w:proofErr w:type="gramStart"/>
@@ -534,6 +816,7 @@
         <w:spacing w:after="0" w:line="276" w:lineRule="auto"/>
       </w:pPr>
       <w:r>
+        <w:lastRenderedPageBreak/>
         <w:t xml:space="preserve">Don't forget to pause during the process to think about what's working, and what isn't. </w:t>
       </w:r>
       <w:r>
@@ -713,7 +996,7 @@
         <w:sz w:val="20"/>
       </w:rPr>
     </w:lvl>
-    <w:lvl w:ilvl="1" w:tentative="1">
+    <w:lvl w:ilvl="1">
       <w:start w:val="1"/>
       <w:numFmt w:val="bullet"/>
       <w:lvlText w:val="o"/>
